--- a/cinderella/legal/Greg_Kristof_Strategic_Adviser_Agreement.docx
+++ b/cinderella/legal/Greg_Kristof_Strategic_Adviser_Agreement.docx
@@ -737,30 +737,6 @@
           <w:sz w:val="22"/>
           <w:szCs w:val="22"/>
         </w:rPr>
-        <w:t xml:space="preserve">, measured on a </w:t>
-      </w:r>
-      <w:r>
-        <w:rPr>
-          <w:rFonts w:ascii="Times New Roman" w:cs="Times New Roman" w:eastAsia="Times New Roman" w:hAnsi="Times New Roman"/>
-          <w:b/>
-          <w:bCs/>
-          <w:i w:val="false"/>
-          <w:iCs w:val="false"/>
-          <w:sz w:val="22"/>
-          <w:szCs w:val="22"/>
-        </w:rPr>
-        <w:t xml:space="preserve">[fully-diluted, post–Seed-Round] basis [confirm basis]</w:t>
-      </w:r>
-      <w:r>
-        <w:rPr>
-          <w:rFonts w:ascii="Times New Roman" w:cs="Times New Roman" w:eastAsia="Times New Roman" w:hAnsi="Times New Roman"/>
-          <w:b w:val="false"/>
-          <w:bCs w:val="false"/>
-          <w:i w:val="false"/>
-          <w:iCs w:val="false"/>
-          <w:sz w:val="22"/>
-          <w:szCs w:val="22"/>
-        </w:rPr>
         <w:t xml:space="preserve"> (the "</w:t>
       </w:r>
       <w:r>
@@ -785,7 +761,55 @@
           <w:sz w:val="22"/>
           <w:szCs w:val="22"/>
         </w:rPr>
-        <w:t xml:space="preserve">"), issued as </w:t>
+        <w:t xml:space="preserve">"), measured on the </w:t>
+      </w:r>
+      <w:r>
+        <w:rPr>
+          <w:rFonts w:ascii="Times New Roman" w:cs="Times New Roman" w:eastAsia="Times New Roman" w:hAnsi="Times New Roman"/>
+          <w:b/>
+          <w:bCs/>
+          <w:i w:val="false"/>
+          <w:iCs w:val="false"/>
+          <w:sz w:val="22"/>
+          <w:szCs w:val="22"/>
+        </w:rPr>
+        <w:t xml:space="preserve">fully-diluted capitalization of the Company immediately PRIOR to the Seed Round</w:t>
+      </w:r>
+      <w:r>
+        <w:rPr>
+          <w:rFonts w:ascii="Times New Roman" w:cs="Times New Roman" w:eastAsia="Times New Roman" w:hAnsi="Times New Roman"/>
+          <w:b w:val="false"/>
+          <w:bCs w:val="false"/>
+          <w:i w:val="false"/>
+          <w:iCs w:val="false"/>
+          <w:sz w:val="22"/>
+          <w:szCs w:val="22"/>
+        </w:rPr>
+        <w:t xml:space="preserve"> (i.e., </w:t>
+      </w:r>
+      <w:r>
+        <w:rPr>
+          <w:rFonts w:ascii="Times New Roman" w:cs="Times New Roman" w:eastAsia="Times New Roman" w:hAnsi="Times New Roman"/>
+          <w:b/>
+          <w:bCs/>
+          <w:i w:val="false"/>
+          <w:iCs w:val="false"/>
+          <w:sz w:val="22"/>
+          <w:szCs w:val="22"/>
+        </w:rPr>
+        <w:t xml:space="preserve">pre-money / pre-Seed</w:t>
+      </w:r>
+      <w:r>
+        <w:rPr>
+          <w:rFonts w:ascii="Times New Roman" w:cs="Times New Roman" w:eastAsia="Times New Roman" w:hAnsi="Times New Roman"/>
+          <w:b w:val="false"/>
+          <w:bCs w:val="false"/>
+          <w:i w:val="false"/>
+          <w:iCs w:val="false"/>
+          <w:sz w:val="22"/>
+          <w:szCs w:val="22"/>
+        </w:rPr>
+        <w:t xml:space="preserve">), issued as </w:t>
       </w:r>
       <w:r>
         <w:rPr>
@@ -874,6 +898,191 @@
           <w:sz w:val="22"/>
           <w:szCs w:val="22"/>
         </w:rPr>
+        <w:t xml:space="preserve">Seed dilution applies.</w:t>
+      </w:r>
+      <w:r>
+        <w:rPr>
+          <w:rFonts w:ascii="Times New Roman" w:cs="Times New Roman" w:eastAsia="Times New Roman" w:hAnsi="Times New Roman"/>
+          <w:b w:val="false"/>
+          <w:bCs w:val="false"/>
+          <w:i w:val="false"/>
+          <w:iCs w:val="false"/>
+          <w:sz w:val="22"/>
+          <w:szCs w:val="22"/>
+        </w:rPr>
+        <w:t xml:space="preserve"> Because the Shares are measured </w:t>
+      </w:r>
+      <w:r>
+        <w:rPr>
+          <w:rFonts w:ascii="Times New Roman" w:cs="Times New Roman" w:eastAsia="Times New Roman" w:hAnsi="Times New Roman"/>
+          <w:b/>
+          <w:bCs/>
+          <w:i w:val="false"/>
+          <w:iCs w:val="false"/>
+          <w:sz w:val="22"/>
+          <w:szCs w:val="22"/>
+        </w:rPr>
+        <w:t xml:space="preserve">pre-Seed</w:t>
+      </w:r>
+      <w:r>
+        <w:rPr>
+          <w:rFonts w:ascii="Times New Roman" w:cs="Times New Roman" w:eastAsia="Times New Roman" w:hAnsi="Times New Roman"/>
+          <w:b w:val="false"/>
+          <w:bCs w:val="false"/>
+          <w:i w:val="false"/>
+          <w:iCs w:val="false"/>
+          <w:sz w:val="22"/>
+          <w:szCs w:val="22"/>
+        </w:rPr>
+        <w:t xml:space="preserve">, Adviser </w:t>
+      </w:r>
+      <w:r>
+        <w:rPr>
+          <w:rFonts w:ascii="Times New Roman" w:cs="Times New Roman" w:eastAsia="Times New Roman" w:hAnsi="Times New Roman"/>
+          <w:b/>
+          <w:bCs/>
+          <w:i w:val="false"/>
+          <w:iCs w:val="false"/>
+          <w:sz w:val="22"/>
+          <w:szCs w:val="22"/>
+        </w:rPr>
+        <w:t xml:space="preserve">is diluted by the Seed Round</w:t>
+      </w:r>
+      <w:r>
+        <w:rPr>
+          <w:rFonts w:ascii="Times New Roman" w:cs="Times New Roman" w:eastAsia="Times New Roman" w:hAnsi="Times New Roman"/>
+          <w:b w:val="false"/>
+          <w:bCs w:val="false"/>
+          <w:i w:val="false"/>
+          <w:iCs w:val="false"/>
+          <w:sz w:val="22"/>
+          <w:szCs w:val="22"/>
+        </w:rPr>
+        <w:t xml:space="preserve"> on the same basis as the Founders. For illustration only, a </w:t>
+      </w:r>
+      <w:r>
+        <w:rPr>
+          <w:rFonts w:ascii="Times New Roman" w:cs="Times New Roman" w:eastAsia="Times New Roman" w:hAnsi="Times New Roman"/>
+          <w:b/>
+          <w:bCs/>
+          <w:i w:val="false"/>
+          <w:iCs w:val="false"/>
+          <w:sz w:val="22"/>
+          <w:szCs w:val="22"/>
+        </w:rPr>
+        <w:t xml:space="preserve">[4]%</w:t>
+      </w:r>
+      <w:r>
+        <w:rPr>
+          <w:rFonts w:ascii="Times New Roman" w:cs="Times New Roman" w:eastAsia="Times New Roman" w:hAnsi="Times New Roman"/>
+          <w:b w:val="false"/>
+          <w:bCs w:val="false"/>
+          <w:i w:val="false"/>
+          <w:iCs w:val="false"/>
+          <w:sz w:val="22"/>
+          <w:szCs w:val="22"/>
+        </w:rPr>
+        <w:t xml:space="preserve"> pre-Seed position becomes approximately </w:t>
+      </w:r>
+      <w:r>
+        <w:rPr>
+          <w:rFonts w:ascii="Times New Roman" w:cs="Times New Roman" w:eastAsia="Times New Roman" w:hAnsi="Times New Roman"/>
+          <w:b/>
+          <w:bCs/>
+          <w:i w:val="false"/>
+          <w:iCs w:val="false"/>
+          <w:sz w:val="22"/>
+          <w:szCs w:val="22"/>
+        </w:rPr>
+        <w:t xml:space="preserve">[3.4]%</w:t>
+      </w:r>
+      <w:r>
+        <w:rPr>
+          <w:rFonts w:ascii="Times New Roman" w:cs="Times New Roman" w:eastAsia="Times New Roman" w:hAnsi="Times New Roman"/>
+          <w:b w:val="false"/>
+          <w:bCs w:val="false"/>
+          <w:i w:val="false"/>
+          <w:iCs w:val="false"/>
+          <w:sz w:val="22"/>
+          <w:szCs w:val="22"/>
+        </w:rPr>
+        <w:t xml:space="preserve"> following a </w:t>
+      </w:r>
+      <w:r>
+        <w:rPr>
+          <w:rFonts w:ascii="Times New Roman" w:cs="Times New Roman" w:eastAsia="Times New Roman" w:hAnsi="Times New Roman"/>
+          <w:b/>
+          <w:bCs/>
+          <w:i w:val="false"/>
+          <w:iCs w:val="false"/>
+          <w:sz w:val="22"/>
+          <w:szCs w:val="22"/>
+        </w:rPr>
+        <w:t xml:space="preserve">[15]%</w:t>
+      </w:r>
+      <w:r>
+        <w:rPr>
+          <w:rFonts w:ascii="Times New Roman" w:cs="Times New Roman" w:eastAsia="Times New Roman" w:hAnsi="Times New Roman"/>
+          <w:b w:val="false"/>
+          <w:bCs w:val="false"/>
+          <w:i w:val="false"/>
+          <w:iCs w:val="false"/>
+          <w:sz w:val="22"/>
+          <w:szCs w:val="22"/>
+        </w:rPr>
+        <w:t xml:space="preserve"> Seed Round. Adviser has </w:t>
+      </w:r>
+      <w:r>
+        <w:rPr>
+          <w:rFonts w:ascii="Times New Roman" w:cs="Times New Roman" w:eastAsia="Times New Roman" w:hAnsi="Times New Roman"/>
+          <w:b/>
+          <w:bCs/>
+          <w:i w:val="false"/>
+          <w:iCs w:val="false"/>
+          <w:sz w:val="22"/>
+          <w:szCs w:val="22"/>
+        </w:rPr>
+        <w:t xml:space="preserve">no anti-dilution protection</w:t>
+      </w:r>
+      <w:r>
+        <w:rPr>
+          <w:rFonts w:ascii="Times New Roman" w:cs="Times New Roman" w:eastAsia="Times New Roman" w:hAnsi="Times New Roman"/>
+          <w:b w:val="false"/>
+          <w:bCs w:val="false"/>
+          <w:i w:val="false"/>
+          <w:iCs w:val="false"/>
+          <w:sz w:val="22"/>
+          <w:szCs w:val="22"/>
+        </w:rPr>
+        <w:t xml:space="preserve"> with respect to the Seed Round or any subsequent issuance.</w:t>
+      </w:r>
+    </w:p>
+    <w:p>
+      <w:pPr>
+        <w:spacing w:after="80"/>
+      </w:pPr>
+      <w:r>
+        <w:rPr>
+          <w:rFonts w:ascii="Times New Roman" w:cs="Times New Roman" w:eastAsia="Times New Roman" w:hAnsi="Times New Roman"/>
+          <w:b w:val="false"/>
+          <w:bCs w:val="false"/>
+          <w:i w:val="false"/>
+          <w:iCs w:val="false"/>
+          <w:sz w:val="22"/>
+          <w:szCs w:val="22"/>
+        </w:rPr>
+        <w:t xml:space="preserve">2.3 </w:t>
+      </w:r>
+      <w:r>
+        <w:rPr>
+          <w:rFonts w:ascii="Times New Roman" w:cs="Times New Roman" w:eastAsia="Times New Roman" w:hAnsi="Times New Roman"/>
+          <w:b/>
+          <w:bCs/>
+          <w:i w:val="false"/>
+          <w:iCs w:val="false"/>
+          <w:sz w:val="22"/>
+          <w:szCs w:val="22"/>
+        </w:rPr>
         <w:t xml:space="preserve">Vesting.</w:t>
       </w:r>
       <w:r>
@@ -898,7 +1107,7 @@
           <w:sz w:val="22"/>
           <w:szCs w:val="22"/>
         </w:rPr>
-        <w:t xml:space="preserve">monthly over 24 months</w:t>
+        <w:t xml:space="preserve">monthly over [24] months</w:t>
       </w:r>
       <w:r>
         <w:rPr>
